--- a/hist3/lec02.docx
+++ b/hist3/lec02.docx
@@ -236,7 +236,13 @@
         <w:t xml:space="preserve">Then there is a confrontation </w:t>
       </w:r>
       <w:r>
-        <w:t>between Constantine and the other emperors at Milvian Bridge, where Constantine possib</w:t>
+        <w:t>between Constantine and the other emperors at Milvian Bridge</w:t>
+      </w:r>
+      <w:r>
+        <w:t xml:space="preserve"> (AD 312)</w:t>
+      </w:r>
+      <w:r>
+        <w:t>, where Constantine possib</w:t>
       </w:r>
       <w:r>
         <w:t>ly had a vision which said to patronize Christianity to win the battle.</w:t>
@@ -389,11 +395,9 @@
         <w:lastRenderedPageBreak/>
         <w:t xml:space="preserve">Usually, the purpose of stories </w:t>
       </w:r>
-      <w:proofErr w:type="gramStart"/>
-      <w:r>
-        <w:t>are</w:t>
-      </w:r>
-      <w:proofErr w:type="gramEnd"/>
+      <w:r>
+        <w:t>is</w:t>
+      </w:r>
       <w:r>
         <w:t xml:space="preserve"> not to prove things, but rather to persuade or to deceive. </w:t>
       </w:r>
